--- a/print/a4/spray-bottle--target-range.docx
+++ b/print/a4/spray-bottle--target-range.docx
@@ -2,7 +2,7 @@
 <file path=word/document.xml><?xml version="1.0" encoding="utf-8"?>
 <w:document xmlns:w="http://schemas.openxmlformats.org/wordprocessingml/2006/main" xmlns:m="http://schemas.openxmlformats.org/officeDocument/2006/math" xmlns:r="http://schemas.openxmlformats.org/officeDocument/2006/relationships" xmlns:o="urn:schemas-microsoft-com:office:office" xmlns:v="urn:schemas-microsoft-com:vml" xmlns:w10="urn:schemas-microsoft-com:office:word" xmlns:a="http://schemas.openxmlformats.org/drawingml/2006/main" xmlns:pic="http://schemas.openxmlformats.org/drawingml/2006/picture" xmlns:wp="http://schemas.openxmlformats.org/drawingml/2006/wordprocessingDrawing">
   <w:body>
-    <w:bookmarkStart w:id="36" w:name="Xc161c29075714ff48b4adcd11001bdd98a8e18e"/>
+    <w:bookmarkStart w:id="39" w:name="Xc161c29075714ff48b4adcd11001bdd98a8e18e"/>
     <w:p>
       <w:pPr>
         <w:pStyle w:val="Heading1"/>
@@ -15,56 +15,18 @@
       <w:pPr>
         <w:pStyle w:val="FirstParagraph"/>
       </w:pPr>
-      <w:r>
-        <w:t xml:space="preserve">⏱️</w:t>
-      </w:r>
-      <w:r>
-        <w:t xml:space="preserve"> </w:t>
-      </w:r>
       <w:r>
         <w:rPr>
           <w:bCs/>
           <w:b/>
         </w:rPr>
-        <w:t xml:space="preserve">20 min</w:t>
-      </w:r>
-      <w:r>
-        <w:t xml:space="preserve"> </w:t>
-      </w:r>
-      <w:r>
-        <w:t xml:space="preserve">· 🧽 Cleanup</w:t>
-      </w:r>
-      <w:r>
-        <w:t xml:space="preserve"> </w:t>
-      </w:r>
-      <w:r>
-        <w:rPr>
-          <w:bCs/>
-          <w:b/>
-        </w:rPr>
-        <w:t xml:space="preserve">$</w:t>
-      </w:r>
-      <w:r>
-        <w:t xml:space="preserve"> </w:t>
-      </w:r>
-      <w:r>
-        <w:t xml:space="preserve">(Quick wipe (2 min) 🧻) · 👧 Ages</w:t>
-      </w:r>
-      <w:r>
-        <w:t xml:space="preserve"> </w:t>
-      </w:r>
-      <w:r>
-        <w:rPr>
-          <w:bCs/>
-          <w:b/>
-        </w:rPr>
-        <w:t xml:space="preserve">4+</w:t>
-      </w:r>
-      <w:r>
-        <w:t xml:space="preserve"> </w:t>
-      </w:r>
-      <w:r>
-        <w:t xml:space="preserve">· 🌳 Outside</w:t>
+        <w:t xml:space="preserve">⏳ Medium · 25 min</w:t>
+      </w:r>
+      <w:r>
+        <w:t xml:space="preserve"> </w:t>
+      </w:r>
+      <w:r>
+        <w:t xml:space="preserve">· 🧻 Light cleanup ($) · 📢 Unusually loud · 🌳 Outdoor · 👤👥 Solo or group · 🎂 Ages 6–11+</w:t>
       </w:r>
     </w:p>
     <w:p>
@@ -406,22 +368,13 @@
     </w:p>
     <w:bookmarkEnd w:id="25"/>
     <w:bookmarkEnd w:id="26"/>
-    <w:bookmarkStart w:id="30" w:name="X90575d67fe14a03ef1898ae2a832688b148a116"/>
+    <w:bookmarkStart w:id="33" w:name="X67012d8413f3110ab14b8e2014e44e49739ed72"/>
     <w:p>
       <w:pPr>
         <w:pStyle w:val="Heading2"/>
       </w:pPr>
       <w:r>
-        <w:t xml:space="preserve">🌟 Level Up</w:t>
-      </w:r>
-    </w:p>
-    <w:bookmarkStart w:id="27" w:name="X7ac29abf67c27e4f28e3ba90c5f047b9d2e7a21"/>
-    <w:p>
-      <w:pPr>
-        <w:pStyle w:val="Heading3"/>
-      </w:pPr>
-      <w:r>
-        <w:t xml:space="preserve">🥉 Easy</w:t>
+        <w:t xml:space="preserve">🎚️ By Age</w:t>
       </w:r>
     </w:p>
     <w:p>
@@ -429,25 +382,7 @@
         <w:pStyle w:val="FirstParagraph"/>
       </w:pPr>
       <w:r>
-        <w:t xml:space="preserve">Big targets. Stand close. Count your hits out loud.</w:t>
-      </w:r>
-    </w:p>
-    <w:bookmarkEnd w:id="27"/>
-    <w:bookmarkStart w:id="28" w:name="Xf43672ad423d0282496fbf467992b0f330b443a"/>
-    <w:p>
-      <w:pPr>
-        <w:pStyle w:val="Heading3"/>
-      </w:pPr>
-      <w:r>
-        <w:t xml:space="preserve">🥈 Medium</w:t>
-      </w:r>
-    </w:p>
-    <w:p>
-      <w:pPr>
-        <w:pStyle w:val="FirstParagraph"/>
-      </w:pPr>
-      <w:r>
-        <w:t xml:space="preserve">After each round, take</w:t>
+        <w:t xml:space="preserve">🎂 Pick the age. Every age can do the main steps — this is the</w:t>
       </w:r>
       <w:r>
         <w:t xml:space="preserve"> </w:t>
@@ -457,58 +392,305 @@
           <w:bCs/>
           <w:b/>
         </w:rPr>
-        <w:t xml:space="preserve">one step back</w:t>
-      </w:r>
-      <w:r>
-        <w:t xml:space="preserve"> </w:t>
-      </w:r>
-      <w:r>
-        <w:t xml:space="preserve">👣</w:t>
-      </w:r>
-    </w:p>
-    <w:bookmarkEnd w:id="28"/>
-    <w:bookmarkStart w:id="29" w:name="X62a67ac50e3cebf2d23861cbcb09541e5aea6e9"/>
+        <w:t xml:space="preserve">extra challenge</w:t>
+      </w:r>
+      <w:r>
+        <w:t xml:space="preserve">.</w:t>
+      </w:r>
+    </w:p>
+    <w:bookmarkStart w:id="27" w:name="Xd9a988c13166dcb49a5852075871601ad97e5df"/>
     <w:p>
       <w:pPr>
         <w:pStyle w:val="Heading3"/>
       </w:pPr>
       <w:r>
-        <w:t xml:space="preserve">🥇 Hard</w:t>
+        <w:t xml:space="preserve">6️⃣ Age 6</w:t>
       </w:r>
     </w:p>
     <w:p>
       <w:pPr>
         <w:pStyle w:val="FirstParagraph"/>
       </w:pPr>
+      <w:r>
+        <w:t xml:space="preserve">Big targets,</w:t>
+      </w:r>
+      <w:r>
+        <w:t xml:space="preserve"> </w:t>
+      </w:r>
       <w:r>
         <w:rPr>
           <w:bCs/>
           <w:b/>
         </w:rPr>
-        <w:t xml:space="preserve">Moving target!</w:t>
-      </w:r>
-      <w:r>
-        <w:t xml:space="preserve"> </w:t>
-      </w:r>
-      <w:r>
-        <w:t xml:space="preserve">🏃</w:t>
+        <w:t xml:space="preserve">2 steps</w:t>
+      </w:r>
+      <w:r>
+        <w:t xml:space="preserve"> </w:t>
+      </w:r>
+      <w:r>
+        <w:t xml:space="preserve">away.</w:t>
       </w:r>
       <w:r>
         <w:br/>
       </w:r>
       <w:r>
-        <w:t xml:space="preserve">Hang a cup on a string and give it a swing.</w:t>
+        <w:t xml:space="preserve">Count your hits out loud. Can you get to 10? 🔟</w:t>
+      </w:r>
+    </w:p>
+    <w:bookmarkEnd w:id="27"/>
+    <w:bookmarkStart w:id="28" w:name="X1dad34a091d90dc09f1f3b2f85b389fb95004f6"/>
+    <w:p>
+      <w:pPr>
+        <w:pStyle w:val="Heading3"/>
+      </w:pPr>
+      <w:r>
+        <w:t xml:space="preserve">7️⃣ Age 7</w:t>
+      </w:r>
+    </w:p>
+    <w:p>
+      <w:pPr>
+        <w:pStyle w:val="FirstParagraph"/>
+      </w:pPr>
+      <w:r>
+        <w:t xml:space="preserve">Stand</w:t>
+      </w:r>
+      <w:r>
+        <w:t xml:space="preserve"> </w:t>
+      </w:r>
+      <w:r>
+        <w:rPr>
+          <w:bCs/>
+          <w:b/>
+        </w:rPr>
+        <w:t xml:space="preserve">3 steps</w:t>
+      </w:r>
+      <w:r>
+        <w:t xml:space="preserve"> </w:t>
+      </w:r>
+      <w:r>
+        <w:t xml:space="preserve">back.</w:t>
       </w:r>
       <w:r>
         <w:br/>
       </w:r>
       <w:r>
-        <w:t xml:space="preserve">Can you hit it while it moves?</w:t>
+        <w:t xml:space="preserve">Keep your own score on the card. Add up the totals! ➕</w:t>
+      </w:r>
+    </w:p>
+    <w:bookmarkEnd w:id="28"/>
+    <w:bookmarkStart w:id="29" w:name="X97592b81667438caff4f0ed360af5aa72e3327e"/>
+    <w:p>
+      <w:pPr>
+        <w:pStyle w:val="Heading3"/>
+      </w:pPr>
+      <w:r>
+        <w:t xml:space="preserve">8️⃣ Age 8</w:t>
+      </w:r>
+    </w:p>
+    <w:p>
+      <w:pPr>
+        <w:pStyle w:val="FirstParagraph"/>
+      </w:pPr>
+      <w:r>
+        <w:rPr>
+          <w:bCs/>
+          <w:b/>
+        </w:rPr>
+        <w:t xml:space="preserve">Back it up</w:t>
+      </w:r>
+      <w:r>
+        <w:t xml:space="preserve"> </w:t>
+      </w:r>
+      <w:r>
+        <w:t xml:space="preserve">👣</w:t>
+      </w:r>
+      <w:r>
+        <w:br/>
+      </w:r>
+      <w:r>
+        <w:t xml:space="preserve">Take one step back after every round.</w:t>
+      </w:r>
+      <w:r>
+        <w:br/>
+      </w:r>
+      <w:r>
+        <w:t xml:space="preserve">What's the farthest you can still hit? Measure it with a tape measure 📏</w:t>
       </w:r>
     </w:p>
     <w:bookmarkEnd w:id="29"/>
+    <w:bookmarkStart w:id="30" w:name="X708f460606dd1a76d0749f0618bc9d68251a2b7"/>
+    <w:p>
+      <w:pPr>
+        <w:pStyle w:val="Heading3"/>
+      </w:pPr>
+      <w:r>
+        <w:t xml:space="preserve">9️⃣ Age 9</w:t>
+      </w:r>
+    </w:p>
+    <w:p>
+      <w:pPr>
+        <w:pStyle w:val="FirstParagraph"/>
+      </w:pPr>
+      <w:r>
+        <w:rPr>
+          <w:bCs/>
+          <w:b/>
+        </w:rPr>
+        <w:t xml:space="preserve">Design the course</w:t>
+      </w:r>
+      <w:r>
+        <w:t xml:space="preserve"> </w:t>
+      </w:r>
+      <w:r>
+        <w:t xml:space="preserve">🏗️</w:t>
+      </w:r>
+      <w:r>
+        <w:br/>
+      </w:r>
+      <w:r>
+        <w:t xml:space="preserve">5 targets. Hard ones are worth more points.</w:t>
+      </w:r>
+      <w:r>
+        <w:br/>
+      </w:r>
+      <w:r>
+        <w:t xml:space="preserve">Write the rules on the card. Test them. Change any rule that's unfair.</w:t>
+      </w:r>
+    </w:p>
     <w:bookmarkEnd w:id="30"/>
-    <w:bookmarkStart w:id="31" w:name="X9cc3fda027b658f876f44d44ddc22905faccd4e"/>
+    <w:bookmarkStart w:id="31" w:name="X8171c026b6d3b019e037d636deb1627bab2ad11"/>
+    <w:p>
+      <w:pPr>
+        <w:pStyle w:val="Heading3"/>
+      </w:pPr>
+      <w:r>
+        <w:t xml:space="preserve">🔟 Age 10</w:t>
+      </w:r>
+    </w:p>
+    <w:p>
+      <w:pPr>
+        <w:pStyle w:val="FirstParagraph"/>
+      </w:pPr>
+      <w:r>
+        <w:rPr>
+          <w:bCs/>
+          <w:b/>
+        </w:rPr>
+        <w:t xml:space="preserve">Accuracy %</w:t>
+      </w:r>
+      <w:r>
+        <w:t xml:space="preserve"> </w:t>
+      </w:r>
+      <w:r>
+        <w:t xml:space="preserve">🎯</w:t>
+      </w:r>
+      <w:r>
+        <w:br/>
+      </w:r>
+      <w:r>
+        <w:t xml:space="preserve">Take 20 squeezes. Count your hits.</w:t>
+      </w:r>
+      <w:r>
+        <w:br/>
+      </w:r>
+      <w:r>
+        <w:t xml:space="preserve">hits ÷ 20 × 100 = your %</w:t>
+      </w:r>
+      <w:r>
+        <w:br/>
+      </w:r>
+      <w:r>
+        <w:t xml:space="preserve">Try: left hand vs right hand ✋🤚 Close vs far. Which is better?</w:t>
+      </w:r>
+    </w:p>
+    <w:bookmarkEnd w:id="31"/>
+    <w:bookmarkStart w:id="32" w:name="X02bfb3385b20ae9fc9ed6803eef42fea02d2b46"/>
+    <w:p>
+      <w:pPr>
+        <w:pStyle w:val="Heading3"/>
+      </w:pPr>
+      <w:r>
+        <w:t xml:space="preserve">🚀 Age 11+</w:t>
+      </w:r>
+    </w:p>
+    <w:p>
+      <w:pPr>
+        <w:pStyle w:val="FirstParagraph"/>
+      </w:pPr>
+      <w:r>
+        <w:rPr>
+          <w:bCs/>
+          <w:b/>
+        </w:rPr>
+        <w:t xml:space="preserve">Launch angle lab</w:t>
+      </w:r>
+      <w:r>
+        <w:t xml:space="preserve"> </w:t>
+      </w:r>
+      <w:r>
+        <w:t xml:space="preserve">📐</w:t>
+      </w:r>
+      <w:r>
+        <w:br/>
+      </w:r>
+      <w:r>
+        <w:t xml:space="preserve">From the same spot, squirt</w:t>
+      </w:r>
+      <w:r>
+        <w:t xml:space="preserve"> </w:t>
+      </w:r>
+      <w:r>
+        <w:rPr>
+          <w:bCs/>
+          <w:b/>
+        </w:rPr>
+        <w:t xml:space="preserve">flat</w:t>
+      </w:r>
+      <w:r>
+        <w:t xml:space="preserve">,</w:t>
+      </w:r>
+      <w:r>
+        <w:t xml:space="preserve"> </w:t>
+      </w:r>
+      <w:r>
+        <w:rPr>
+          <w:bCs/>
+          <w:b/>
+        </w:rPr>
+        <w:t xml:space="preserve">a little up</w:t>
+      </w:r>
+      <w:r>
+        <w:t xml:space="preserve">, and</w:t>
+      </w:r>
+      <w:r>
+        <w:t xml:space="preserve"> </w:t>
+      </w:r>
+      <w:r>
+        <w:rPr>
+          <w:bCs/>
+          <w:b/>
+        </w:rPr>
+        <w:t xml:space="preserve">way up</w:t>
+      </w:r>
+      <w:r>
+        <w:t xml:space="preserve">.</w:t>
+      </w:r>
+      <w:r>
+        <w:br/>
+      </w:r>
+      <w:r>
+        <w:t xml:space="preserve">Mark where each one lands with chalk. Which angle goes farthest?</w:t>
+      </w:r>
+      <w:r>
+        <w:br/>
+      </w:r>
+      <w:r>
+        <w:t xml:space="preserve">Graph distance vs. angle. (Without air, 45° wins. Does water agree?)</w:t>
+      </w:r>
+    </w:p>
+    <w:bookmarkEnd w:id="32"/>
+    <w:bookmarkEnd w:id="33"/>
+    <w:bookmarkStart w:id="34" w:name="X9cc3fda027b658f876f44d44ddc22905faccd4e"/>
     <w:p>
       <w:pPr>
         <w:pStyle w:val="Heading2"/>
@@ -575,8 +757,8 @@
         <w:t xml:space="preserve">🏀 Basketball players aim the same way.</w:t>
       </w:r>
     </w:p>
-    <w:bookmarkEnd w:id="31"/>
-    <w:bookmarkStart w:id="32" w:name="X6763fabfd04f5c4a4d62b566a897dedd22150e7"/>
+    <w:bookmarkEnd w:id="34"/>
+    <w:bookmarkStart w:id="35" w:name="X6763fabfd04f5c4a4d62b566a897dedd22150e7"/>
     <w:p>
       <w:pPr>
         <w:pStyle w:val="Heading2"/>
@@ -637,8 +819,8 @@
         <w:t xml:space="preserve">🥤 Plastic cups survive. Paper cups get soggy fast.</w:t>
       </w:r>
     </w:p>
-    <w:bookmarkEnd w:id="32"/>
-    <w:bookmarkStart w:id="33" w:name="X1e8c337912f0193a41fd873cd12ea5fd283b9ee"/>
+    <w:bookmarkEnd w:id="35"/>
+    <w:bookmarkStart w:id="36" w:name="X1e8c337912f0193a41fd873cd12ea5fd283b9ee"/>
     <w:p>
       <w:pPr>
         <w:pStyle w:val="Heading2"/>
@@ -652,17 +834,7 @@
         <w:pStyle w:val="FirstParagraph"/>
       </w:pPr>
       <w:r>
-        <w:rPr>
-          <w:bCs/>
-          <w:b/>
-        </w:rPr>
-        <w:t xml:space="preserve">$</w:t>
-      </w:r>
-      <w:r>
-        <w:t xml:space="preserve"> </w:t>
-      </w:r>
-      <w:r>
-        <w:t xml:space="preserve">— quick!</w:t>
+        <w:t xml:space="preserve">quick!</w:t>
       </w:r>
     </w:p>
     <w:p>
@@ -701,8 +873,8 @@
         <w:t xml:space="preserve">☐ 🌧️ Chalk? Leave it. Rain cleans it.</w:t>
       </w:r>
     </w:p>
-    <w:bookmarkEnd w:id="33"/>
-    <w:bookmarkStart w:id="35" w:name="X50cf555741e6e45190901c440e88d3230da7c1a"/>
+    <w:bookmarkEnd w:id="36"/>
+    <w:bookmarkStart w:id="38" w:name="X50cf555741e6e45190901c440e88d3230da7c1a"/>
     <w:p>
       <w:pPr>
         <w:pStyle w:val="Heading2"/>
@@ -712,7 +884,7 @@
         <w:t xml:space="preserve">🖨️ Printable</w:t>
       </w:r>
     </w:p>
-    <w:bookmarkStart w:id="34" w:name="X3548fad492710afe2be00e6d9b569f769adec40"/>
+    <w:bookmarkStart w:id="37" w:name="X3548fad492710afe2be00e6d9b569f769adec40"/>
     <w:p>
       <w:pPr>
         <w:pStyle w:val="Heading3"/>
@@ -1113,9 +1285,9 @@
         <w:t xml:space="preserve">______________________</w:t>
       </w:r>
     </w:p>
-    <w:bookmarkEnd w:id="34"/>
-    <w:bookmarkEnd w:id="35"/>
-    <w:bookmarkEnd w:id="36"/>
+    <w:bookmarkEnd w:id="37"/>
+    <w:bookmarkEnd w:id="38"/>
+    <w:bookmarkEnd w:id="39"/>
     <w:sectPr>
       <w:pgSz w:h="16838" w:w="11906"/>
       <w:pgMar w:bottom="850" w:left="850" w:right="850" w:top="850"/>
